--- a/DevOps_Tool/GIT/GIT.docx
+++ b/DevOps_Tool/GIT/GIT.docx
@@ -4,17 +4,19 @@
   <w:body>
     <w:p>
       <w:pPr>
-        <w:ind w:left="720"/>
+        <w:pStyle w:val="Heading1"/>
         <w:jc w:val="center"/>
         <w:rPr>
-          <w:b/>
-          <w:bCs/>
-        </w:rPr>
-      </w:pPr>
-      <w:r>
-        <w:rPr>
-          <w:b/>
-          <w:bCs/>
+          <w:rFonts w:ascii="Algerian" w:hAnsi="Algerian"/>
+          <w:sz w:val="32"/>
+          <w:szCs w:val="32"/>
+        </w:rPr>
+      </w:pPr>
+      <w:r>
+        <w:rPr>
+          <w:rFonts w:ascii="Algerian" w:hAnsi="Algerian"/>
+          <w:sz w:val="32"/>
+          <w:szCs w:val="32"/>
         </w:rPr>
         <w:t>GIT - Collaborate in project using GITHUB</w:t>
       </w:r>
@@ -24,35 +26,161 @@
         <w:pStyle w:val="ListParagraph"/>
         <w:numPr>
           <w:ilvl w:val="0"/>
-          <w:numId w:val="2"/>
+          <w:numId w:val="15"/>
         </w:numPr>
         <w:rPr>
           <w:b/>
           <w:bCs/>
+          <w:i/>
+          <w:iCs/>
+          <w:u w:val="single"/>
         </w:rPr>
       </w:pPr>
       <w:r>
         <w:rPr>
           <w:b/>
           <w:bCs/>
-        </w:rPr>
-        <w:t xml:space="preserve">How to Merge Repository Branches in GitLab </w:t>
-      </w:r>
+          <w:i/>
+          <w:iCs/>
+          <w:highlight w:val="yellow"/>
+        </w:rPr>
+        <w:t xml:space="preserve">Git basic </w:t>
+      </w:r>
+      <w:proofErr w:type="spellStart"/>
+      <w:r>
+        <w:rPr>
+          <w:b/>
+          <w:bCs/>
+          <w:i/>
+          <w:iCs/>
+          <w:highlight w:val="yellow"/>
+        </w:rPr>
+        <w:t>cammands</w:t>
+      </w:r>
+      <w:proofErr w:type="spellEnd"/>
     </w:p>
     <w:p>
       <w:pPr>
-        <w:ind w:left="360"/>
-        <w:rPr>
-          <w:b/>
-          <w:bCs/>
-        </w:rPr>
-      </w:pPr>
-      <w:r>
-        <w:rPr>
-          <w:b/>
-          <w:bCs/>
-        </w:rPr>
-        <w:t xml:space="preserve">Using GitLab Web Interface </w:t>
+        <w:pStyle w:val="ListParagraph"/>
+        <w:numPr>
+          <w:ilvl w:val="0"/>
+          <w:numId w:val="16"/>
+        </w:numPr>
+      </w:pPr>
+      <w:r>
+        <w:t xml:space="preserve">git </w:t>
+      </w:r>
+      <w:proofErr w:type="spellStart"/>
+      <w:r>
+        <w:t>init</w:t>
+      </w:r>
+      <w:proofErr w:type="spellEnd"/>
+      <w:r>
+        <w:t xml:space="preserve"> </w:t>
+      </w:r>
+    </w:p>
+    <w:p>
+      <w:pPr>
+        <w:pStyle w:val="ListParagraph"/>
+        <w:numPr>
+          <w:ilvl w:val="0"/>
+          <w:numId w:val="16"/>
+        </w:numPr>
+      </w:pPr>
+      <w:r>
+        <w:t>git clone https/www/example.com/</w:t>
+      </w:r>
+      <w:proofErr w:type="spellStart"/>
+      <w:r>
+        <w:t>repositoryname</w:t>
+      </w:r>
+      <w:proofErr w:type="spellEnd"/>
+    </w:p>
+    <w:p>
+      <w:pPr>
+        <w:pStyle w:val="ListParagraph"/>
+        <w:numPr>
+          <w:ilvl w:val="0"/>
+          <w:numId w:val="16"/>
+        </w:numPr>
+      </w:pPr>
+      <w:r>
+        <w:t xml:space="preserve">git </w:t>
+      </w:r>
+      <w:proofErr w:type="gramStart"/>
+      <w:r>
+        <w:t>add .</w:t>
+      </w:r>
+      <w:proofErr w:type="gramEnd"/>
+    </w:p>
+    <w:p>
+      <w:pPr>
+        <w:pStyle w:val="ListParagraph"/>
+        <w:numPr>
+          <w:ilvl w:val="0"/>
+          <w:numId w:val="16"/>
+        </w:numPr>
+      </w:pPr>
+      <w:r>
+        <w:t>git commit -m “first-commit”</w:t>
+      </w:r>
+    </w:p>
+    <w:p>
+      <w:pPr>
+        <w:pStyle w:val="ListParagraph"/>
+        <w:numPr>
+          <w:ilvl w:val="0"/>
+          <w:numId w:val="16"/>
+        </w:numPr>
+      </w:pPr>
+      <w:r>
+        <w:t>git push origin main</w:t>
+      </w:r>
+    </w:p>
+    <w:p>
+      <w:pPr>
+        <w:pStyle w:val="ListParagraph"/>
+        <w:numPr>
+          <w:ilvl w:val="0"/>
+          <w:numId w:val="16"/>
+        </w:numPr>
+      </w:pPr>
+      <w:r>
+        <w:t>git branch &lt;</w:t>
+      </w:r>
+      <w:proofErr w:type="spellStart"/>
+      <w:r>
+        <w:t>branch_name</w:t>
+      </w:r>
+      <w:proofErr w:type="spellEnd"/>
+      <w:r>
+        <w:t>&gt;</w:t>
+      </w:r>
+    </w:p>
+    <w:p>
+      <w:pPr>
+        <w:pStyle w:val="ListParagraph"/>
+        <w:numPr>
+          <w:ilvl w:val="0"/>
+          <w:numId w:val="16"/>
+        </w:numPr>
+        <w:sectPr>
+          <w:pgSz w:w="11906" w:h="16838"/>
+          <w:pgMar w:top="720" w:right="720" w:bottom="720" w:left="720" w:header="708" w:footer="708" w:gutter="0"/>
+          <w:cols w:space="708"/>
+          <w:docGrid w:linePitch="360"/>
+        </w:sectPr>
+      </w:pPr>
+      <w:r>
+        <w:t>git checkout &lt;</w:t>
+      </w:r>
+      <w:proofErr w:type="spellStart"/>
+      <w:r>
+        <w:t>branch_Name</w:t>
+      </w:r>
+      <w:proofErr w:type="spellEnd"/>
+      <w:r>
+        <w:t xml:space="preserve">&gt;     </w:t>
       </w:r>
     </w:p>
     <w:p>
@@ -82,6 +210,15 @@
       <w:r>
         <w:t>git checkout -b feature/login</w:t>
       </w:r>
+      <w:r>
+        <w:t xml:space="preserve"> </w:t>
+      </w:r>
+      <w:r>
+        <w:sym w:font="Wingdings" w:char="F0E0"/>
+      </w:r>
+      <w:r>
+        <w:t xml:space="preserve"> create branch switch to the branch </w:t>
+      </w:r>
     </w:p>
     <w:p>
       <w:pPr>
@@ -105,6 +242,15 @@
       </w:pPr>
       <w:r>
         <w:t>git push origin feature/login</w:t>
+      </w:r>
+      <w:r>
+        <w:t xml:space="preserve">  </w:t>
+      </w:r>
+      <w:r>
+        <w:sym w:font="Wingdings" w:char="F0E0"/>
+      </w:r>
+      <w:r>
+        <w:t xml:space="preserve"> Push the data to the branch</w:t>
       </w:r>
     </w:p>
     <w:p>
@@ -216,50 +362,87 @@
     </w:p>
     <w:p>
       <w:pPr>
-        <w:pStyle w:val="ListParagraph"/>
-        <w:ind w:left="1080"/>
-      </w:pPr>
+        <w:rPr>
+          <w:b/>
+          <w:bCs/>
+          <w:sz w:val="18"/>
+          <w:szCs w:val="14"/>
+        </w:rPr>
+      </w:pPr>
+      <w:r>
+        <w:rPr>
+          <w:b/>
+          <w:bCs/>
+          <w:sz w:val="22"/>
+          <w:szCs w:val="18"/>
+        </w:rPr>
+        <w:t xml:space="preserve">Q1. </w:t>
+      </w:r>
+      <w:r>
+        <w:rPr>
+          <w:b/>
+          <w:bCs/>
+          <w:sz w:val="22"/>
+          <w:szCs w:val="18"/>
+        </w:rPr>
+        <w:t>How to Resolve Merge Conflicts in Git</w:t>
+      </w:r>
+      <w:proofErr w:type="gramStart"/>
+      <w:r>
+        <w:rPr>
+          <w:b/>
+          <w:bCs/>
+          <w:sz w:val="22"/>
+          <w:szCs w:val="18"/>
+        </w:rPr>
+        <w:t xml:space="preserve">   (</w:t>
+      </w:r>
+      <w:r>
+        <w:rPr>
+          <w:b/>
+          <w:bCs/>
+          <w:sz w:val="18"/>
+          <w:szCs w:val="14"/>
+        </w:rPr>
+        <w:t>OR</w:t>
+      </w:r>
+      <w:r>
+        <w:rPr>
+          <w:b/>
+          <w:bCs/>
+          <w:sz w:val="18"/>
+          <w:szCs w:val="14"/>
+        </w:rPr>
+        <w:t xml:space="preserve"> </w:t>
+      </w:r>
+      <w:r>
+        <w:rPr>
+          <w:b/>
+          <w:bCs/>
+          <w:sz w:val="18"/>
+          <w:szCs w:val="14"/>
+        </w:rPr>
+        <w:t>)</w:t>
+      </w:r>
+      <w:proofErr w:type="gramEnd"/>
     </w:p>
     <w:p>
       <w:pPr>
-        <w:pStyle w:val="ListParagraph"/>
-        <w:numPr>
-          <w:ilvl w:val="0"/>
-          <w:numId w:val="6"/>
-        </w:numPr>
         <w:rPr>
           <w:b/>
           <w:bCs/>
+          <w:sz w:val="22"/>
+          <w:szCs w:val="18"/>
         </w:rPr>
       </w:pPr>
       <w:r>
         <w:rPr>
           <w:b/>
           <w:bCs/>
-        </w:rPr>
-        <w:t xml:space="preserve">How to Resolve Merge Conflicts in Git </w:t>
-      </w:r>
-    </w:p>
-    <w:p>
-      <w:pPr>
-        <w:rPr>
-          <w:b/>
-          <w:bCs/>
-        </w:rPr>
-      </w:pPr>
-      <w:r>
-        <w:rPr>
-          <w:b/>
-          <w:bCs/>
-        </w:rPr>
-        <w:t xml:space="preserve">Que2. </w:t>
-      </w:r>
-      <w:r>
-        <w:rPr>
-          <w:b/>
-          <w:bCs/>
-        </w:rPr>
-        <w:t>What is a Merge Conflict?</w:t>
+          <w:sz w:val="22"/>
+          <w:szCs w:val="18"/>
+        </w:rPr>
+        <w:t>Q2. What is a Merge Conflict?</w:t>
       </w:r>
     </w:p>
     <w:p>
@@ -457,6 +640,8 @@
         <w:rPr>
           <w:b/>
           <w:bCs/>
+          <w:sz w:val="16"/>
+          <w:szCs w:val="16"/>
         </w:rPr>
       </w:pPr>
     </w:p>
@@ -489,7 +674,7 @@
       <w:tblGrid>
         <w:gridCol w:w="1043"/>
         <w:gridCol w:w="2406"/>
-        <w:gridCol w:w="2302"/>
+        <w:gridCol w:w="3492"/>
       </w:tblGrid>
       <w:tr>
         <w:trPr>
@@ -564,7 +749,7 @@
         </w:tc>
         <w:tc>
           <w:tcPr>
-            <w:tcW w:w="2302" w:type="dxa"/>
+            <w:tcW w:w="3492" w:type="dxa"/>
           </w:tcPr>
           <w:p>
             <w:pPr>
@@ -652,7 +837,7 @@
         </w:tc>
         <w:tc>
           <w:tcPr>
-            <w:tcW w:w="2302" w:type="dxa"/>
+            <w:tcW w:w="3492" w:type="dxa"/>
           </w:tcPr>
           <w:p>
             <w:pPr>
@@ -720,7 +905,7 @@
         </w:tc>
         <w:tc>
           <w:tcPr>
-            <w:tcW w:w="2302" w:type="dxa"/>
+            <w:tcW w:w="3492" w:type="dxa"/>
           </w:tcPr>
           <w:p>
             <w:pPr>
@@ -734,14 +919,7 @@
                 <w:sz w:val="20"/>
                 <w:szCs w:val="20"/>
               </w:rPr>
-              <w:t>a</w:t>
-            </w:r>
-            <w:r>
-              <w:rPr>
-                <w:sz w:val="20"/>
-                <w:szCs w:val="20"/>
-              </w:rPr>
-              <w:t>dvanced security, performance, and team management features</w:t>
+              <w:t>advanced security, performance, and team management features</w:t>
             </w:r>
           </w:p>
         </w:tc>
@@ -792,7 +970,7 @@
         </w:tc>
         <w:tc>
           <w:tcPr>
-            <w:tcW w:w="2302" w:type="dxa"/>
+            <w:tcW w:w="3492" w:type="dxa"/>
           </w:tcPr>
           <w:p>
             <w:pPr>
@@ -857,7 +1035,7 @@
         </w:tc>
         <w:tc>
           <w:tcPr>
-            <w:tcW w:w="2302" w:type="dxa"/>
+            <w:tcW w:w="3492" w:type="dxa"/>
           </w:tcPr>
           <w:p>
             <w:pPr>
@@ -886,6 +1064,7 @@
       </w:pPr>
     </w:p>
     <w:sectPr>
+      <w:type w:val="continuous"/>
       <w:pgSz w:w="11906" w:h="16838"/>
       <w:pgMar w:top="1440" w:right="1440" w:bottom="1440" w:left="1440" w:header="708" w:footer="708" w:gutter="0"/>
       <w:cols w:space="708"/>
@@ -895,6 +1074,56 @@
 </w:document>
 </file>
 
+<file path=word/endnotes.xml><?xml version="1.0" encoding="utf-8"?>
+<w:endnotes xmlns:wpc="http://schemas.microsoft.com/office/word/2010/wordprocessingCanvas" xmlns:cx="http://schemas.microsoft.com/office/drawing/2014/chartex" xmlns:cx1="http://schemas.microsoft.com/office/drawing/2015/9/8/chartex" xmlns:cx2="http://schemas.microsoft.com/office/drawing/2015/10/21/chartex" xmlns:cx3="http://schemas.microsoft.com/office/drawing/2016/5/9/chartex" xmlns:cx4="http://schemas.microsoft.com/office/drawing/2016/5/10/chartex" xmlns:cx5="http://schemas.microsoft.com/office/drawing/2016/5/11/chartex" xmlns:cx6="http://schemas.microsoft.com/office/drawing/2016/5/12/chartex" xmlns:cx7="http://schemas.microsoft.com/office/drawing/2016/5/13/chartex" xmlns:cx8="http://schemas.microsoft.com/office/drawing/2016/5/14/chartex" xmlns:mc="http://schemas.openxmlformats.org/markup-compatibility/2006" xmlns:aink="http://schemas.microsoft.com/office/drawing/2016/ink" xmlns:am3d="http://schemas.microsoft.com/office/drawing/2017/model3d" xmlns:o="urn:schemas-microsoft-com:office:office" xmlns:oel="http://schemas.microsoft.com/office/2019/extlst" xmlns:r="http://schemas.openxmlformats.org/officeDocument/2006/relationships" xmlns:m="http://schemas.openxmlformats.org/officeDocument/2006/math" xmlns:v="urn:schemas-microsoft-com:vml" xmlns:wp14="http://schemas.microsoft.com/office/word/2010/wordprocessingDrawing" xmlns:wp="http://schemas.openxmlformats.org/drawingml/2006/wordprocessingDrawing" xmlns:w10="urn:schemas-microsoft-com:office:word" xmlns:w="http://schemas.openxmlformats.org/wordprocessingml/2006/main" xmlns:w14="http://schemas.microsoft.com/office/word/2010/wordml" xmlns:w15="http://schemas.microsoft.com/office/word/2012/wordml" xmlns:w16cex="http://schemas.microsoft.com/office/word/2018/wordml/cex" xmlns:w16cid="http://schemas.microsoft.com/office/word/2016/wordml/cid" xmlns:w16="http://schemas.microsoft.com/office/word/2018/wordml" xmlns:w16du="http://schemas.microsoft.com/office/word/2023/wordml/word16du" xmlns:w16sdtdh="http://schemas.microsoft.com/office/word/2020/wordml/sdtdatahash" xmlns:w16sdtfl="http://schemas.microsoft.com/office/word/2024/wordml/sdtformatlock" xmlns:w16se="http://schemas.microsoft.com/office/word/2015/wordml/symex" xmlns:wpg="http://schemas.microsoft.com/office/word/2010/wordprocessingGroup" xmlns:wpi="http://schemas.microsoft.com/office/word/2010/wordprocessingInk" xmlns:wne="http://schemas.microsoft.com/office/word/2006/wordml" xmlns:wps="http://schemas.microsoft.com/office/word/2010/wordprocessingShape" mc:Ignorable="w14 w15 w16se w16cid w16 w16cex w16sdtdh w16sdtfl w16du wp14">
+  <w:endnote w:type="separator" w:id="-1">
+    <w:p>
+      <w:pPr>
+        <w:spacing w:after="0" w:line="240" w:lineRule="auto"/>
+      </w:pPr>
+      <w:r>
+        <w:separator/>
+      </w:r>
+    </w:p>
+  </w:endnote>
+  <w:endnote w:type="continuationSeparator" w:id="0">
+    <w:p>
+      <w:pPr>
+        <w:spacing w:after="0" w:line="240" w:lineRule="auto"/>
+      </w:pPr>
+      <w:r>
+        <w:continuationSeparator/>
+      </w:r>
+    </w:p>
+  </w:endnote>
+</w:endnotes>
+</file>
+
+<file path=word/footnotes.xml><?xml version="1.0" encoding="utf-8"?>
+<w:footnotes xmlns:wpc="http://schemas.microsoft.com/office/word/2010/wordprocessingCanvas" xmlns:cx="http://schemas.microsoft.com/office/drawing/2014/chartex" xmlns:cx1="http://schemas.microsoft.com/office/drawing/2015/9/8/chartex" xmlns:cx2="http://schemas.microsoft.com/office/drawing/2015/10/21/chartex" xmlns:cx3="http://schemas.microsoft.com/office/drawing/2016/5/9/chartex" xmlns:cx4="http://schemas.microsoft.com/office/drawing/2016/5/10/chartex" xmlns:cx5="http://schemas.microsoft.com/office/drawing/2016/5/11/chartex" xmlns:cx6="http://schemas.microsoft.com/office/drawing/2016/5/12/chartex" xmlns:cx7="http://schemas.microsoft.com/office/drawing/2016/5/13/chartex" xmlns:cx8="http://schemas.microsoft.com/office/drawing/2016/5/14/chartex" xmlns:mc="http://schemas.openxmlformats.org/markup-compatibility/2006" xmlns:aink="http://schemas.microsoft.com/office/drawing/2016/ink" xmlns:am3d="http://schemas.microsoft.com/office/drawing/2017/model3d" xmlns:o="urn:schemas-microsoft-com:office:office" xmlns:oel="http://schemas.microsoft.com/office/2019/extlst" xmlns:r="http://schemas.openxmlformats.org/officeDocument/2006/relationships" xmlns:m="http://schemas.openxmlformats.org/officeDocument/2006/math" xmlns:v="urn:schemas-microsoft-com:vml" xmlns:wp14="http://schemas.microsoft.com/office/word/2010/wordprocessingDrawing" xmlns:wp="http://schemas.openxmlformats.org/drawingml/2006/wordprocessingDrawing" xmlns:w10="urn:schemas-microsoft-com:office:word" xmlns:w="http://schemas.openxmlformats.org/wordprocessingml/2006/main" xmlns:w14="http://schemas.microsoft.com/office/word/2010/wordml" xmlns:w15="http://schemas.microsoft.com/office/word/2012/wordml" xmlns:w16cex="http://schemas.microsoft.com/office/word/2018/wordml/cex" xmlns:w16cid="http://schemas.microsoft.com/office/word/2016/wordml/cid" xmlns:w16="http://schemas.microsoft.com/office/word/2018/wordml" xmlns:w16du="http://schemas.microsoft.com/office/word/2023/wordml/word16du" xmlns:w16sdtdh="http://schemas.microsoft.com/office/word/2020/wordml/sdtdatahash" xmlns:w16sdtfl="http://schemas.microsoft.com/office/word/2024/wordml/sdtformatlock" xmlns:w16se="http://schemas.microsoft.com/office/word/2015/wordml/symex" xmlns:wpg="http://schemas.microsoft.com/office/word/2010/wordprocessingGroup" xmlns:wpi="http://schemas.microsoft.com/office/word/2010/wordprocessingInk" xmlns:wne="http://schemas.microsoft.com/office/word/2006/wordml" xmlns:wps="http://schemas.microsoft.com/office/word/2010/wordprocessingShape" mc:Ignorable="w14 w15 w16se w16cid w16 w16cex w16sdtdh w16sdtfl w16du wp14">
+  <w:footnote w:type="separator" w:id="-1">
+    <w:p>
+      <w:pPr>
+        <w:spacing w:after="0" w:line="240" w:lineRule="auto"/>
+      </w:pPr>
+      <w:r>
+        <w:separator/>
+      </w:r>
+    </w:p>
+  </w:footnote>
+  <w:footnote w:type="continuationSeparator" w:id="0">
+    <w:p>
+      <w:pPr>
+        <w:spacing w:after="0" w:line="240" w:lineRule="auto"/>
+      </w:pPr>
+      <w:r>
+        <w:continuationSeparator/>
+      </w:r>
+    </w:p>
+  </w:footnote>
+</w:footnotes>
+</file>
+
 <file path=word/numbering.xml><?xml version="1.0" encoding="utf-8"?>
 <w:numbering xmlns:wpc="http://schemas.microsoft.com/office/word/2010/wordprocessingCanvas" xmlns:cx="http://schemas.microsoft.com/office/drawing/2014/chartex" xmlns:cx1="http://schemas.microsoft.com/office/drawing/2015/9/8/chartex" xmlns:cx2="http://schemas.microsoft.com/office/drawing/2015/10/21/chartex" xmlns:cx3="http://schemas.microsoft.com/office/drawing/2016/5/9/chartex" xmlns:cx4="http://schemas.microsoft.com/office/drawing/2016/5/10/chartex" xmlns:cx5="http://schemas.microsoft.com/office/drawing/2016/5/11/chartex" xmlns:cx6="http://schemas.microsoft.com/office/drawing/2016/5/12/chartex" xmlns:cx7="http://schemas.microsoft.com/office/drawing/2016/5/13/chartex" xmlns:cx8="http://schemas.microsoft.com/office/drawing/2016/5/14/chartex" xmlns:mc="http://schemas.openxmlformats.org/markup-compatibility/2006" xmlns:aink="http://schemas.microsoft.com/office/drawing/2016/ink" xmlns:am3d="http://schemas.microsoft.com/office/drawing/2017/model3d" xmlns:o="urn:schemas-microsoft-com:office:office" xmlns:oel="http://schemas.microsoft.com/office/2019/extlst" xmlns:r="http://schemas.openxmlformats.org/officeDocument/2006/relationships" xmlns:m="http://schemas.openxmlformats.org/officeDocument/2006/math" xmlns:v="urn:schemas-microsoft-com:vml" xmlns:wp14="http://schemas.microsoft.com/office/word/2010/wordprocessingDrawing" xmlns:wp="http://schemas.openxmlformats.org/drawingml/2006/wordprocessingDrawing" xmlns:w10="urn:schemas-microsoft-com:office:word" xmlns:w="http://schemas.openxmlformats.org/wordprocessingml/2006/main" xmlns:w14="http://schemas.microsoft.com/office/word/2010/wordml" xmlns:w15="http://schemas.microsoft.com/office/word/2012/wordml" xmlns:w16cex="http://schemas.microsoft.com/office/word/2018/wordml/cex" xmlns:w16cid="http://schemas.microsoft.com/office/word/2016/wordml/cid" xmlns:w16="http://schemas.microsoft.com/office/word/2018/wordml" xmlns:w16du="http://schemas.microsoft.com/office/word/2023/wordml/word16du" xmlns:w16sdtdh="http://schemas.microsoft.com/office/word/2020/wordml/sdtdatahash" xmlns:w16sdtfl="http://schemas.microsoft.com/office/word/2024/wordml/sdtformatlock" xmlns:w16se="http://schemas.microsoft.com/office/word/2015/wordml/symex" xmlns:wpg="http://schemas.microsoft.com/office/word/2010/wordprocessingGroup" xmlns:wpi="http://schemas.microsoft.com/office/word/2010/wordprocessingInk" xmlns:wne="http://schemas.microsoft.com/office/word/2006/wordml" xmlns:wps="http://schemas.microsoft.com/office/word/2010/wordprocessingShape" mc:Ignorable="w14 w15 w16se w16cid w16 w16cex w16sdtdh w16sdtfl w16du wp14">
   <w:abstractNum w:abstractNumId="0" w15:restartNumberingAfterBreak="0">
@@ -1730,6 +1959,119 @@
     </w:lvl>
   </w:abstractNum>
   <w:abstractNum w:abstractNumId="8" w15:restartNumberingAfterBreak="0">
+    <w:nsid w:val="579F3744"/>
+    <w:multiLevelType w:val="hybridMultilevel"/>
+    <w:tmpl w:val="B2145AC6"/>
+    <w:lvl w:ilvl="0" w:tplc="40090001">
+      <w:start w:val="1"/>
+      <w:numFmt w:val="bullet"/>
+      <w:lvlText w:val=""/>
+      <w:lvlJc w:val="left"/>
+      <w:pPr>
+        <w:ind w:left="831" w:hanging="360"/>
+      </w:pPr>
+      <w:rPr>
+        <w:rFonts w:ascii="Symbol" w:hAnsi="Symbol" w:hint="default"/>
+      </w:rPr>
+    </w:lvl>
+    <w:lvl w:ilvl="1" w:tplc="40090003" w:tentative="1">
+      <w:start w:val="1"/>
+      <w:numFmt w:val="bullet"/>
+      <w:lvlText w:val="o"/>
+      <w:lvlJc w:val="left"/>
+      <w:pPr>
+        <w:ind w:left="1551" w:hanging="360"/>
+      </w:pPr>
+      <w:rPr>
+        <w:rFonts w:ascii="Courier New" w:hAnsi="Courier New" w:cs="Courier New" w:hint="default"/>
+      </w:rPr>
+    </w:lvl>
+    <w:lvl w:ilvl="2" w:tplc="40090005" w:tentative="1">
+      <w:start w:val="1"/>
+      <w:numFmt w:val="bullet"/>
+      <w:lvlText w:val=""/>
+      <w:lvlJc w:val="left"/>
+      <w:pPr>
+        <w:ind w:left="2271" w:hanging="360"/>
+      </w:pPr>
+      <w:rPr>
+        <w:rFonts w:ascii="Wingdings" w:hAnsi="Wingdings" w:hint="default"/>
+      </w:rPr>
+    </w:lvl>
+    <w:lvl w:ilvl="3" w:tplc="40090001" w:tentative="1">
+      <w:start w:val="1"/>
+      <w:numFmt w:val="bullet"/>
+      <w:lvlText w:val=""/>
+      <w:lvlJc w:val="left"/>
+      <w:pPr>
+        <w:ind w:left="2991" w:hanging="360"/>
+      </w:pPr>
+      <w:rPr>
+        <w:rFonts w:ascii="Symbol" w:hAnsi="Symbol" w:hint="default"/>
+      </w:rPr>
+    </w:lvl>
+    <w:lvl w:ilvl="4" w:tplc="40090003" w:tentative="1">
+      <w:start w:val="1"/>
+      <w:numFmt w:val="bullet"/>
+      <w:lvlText w:val="o"/>
+      <w:lvlJc w:val="left"/>
+      <w:pPr>
+        <w:ind w:left="3711" w:hanging="360"/>
+      </w:pPr>
+      <w:rPr>
+        <w:rFonts w:ascii="Courier New" w:hAnsi="Courier New" w:cs="Courier New" w:hint="default"/>
+      </w:rPr>
+    </w:lvl>
+    <w:lvl w:ilvl="5" w:tplc="40090005" w:tentative="1">
+      <w:start w:val="1"/>
+      <w:numFmt w:val="bullet"/>
+      <w:lvlText w:val=""/>
+      <w:lvlJc w:val="left"/>
+      <w:pPr>
+        <w:ind w:left="4431" w:hanging="360"/>
+      </w:pPr>
+      <w:rPr>
+        <w:rFonts w:ascii="Wingdings" w:hAnsi="Wingdings" w:hint="default"/>
+      </w:rPr>
+    </w:lvl>
+    <w:lvl w:ilvl="6" w:tplc="40090001" w:tentative="1">
+      <w:start w:val="1"/>
+      <w:numFmt w:val="bullet"/>
+      <w:lvlText w:val=""/>
+      <w:lvlJc w:val="left"/>
+      <w:pPr>
+        <w:ind w:left="5151" w:hanging="360"/>
+      </w:pPr>
+      <w:rPr>
+        <w:rFonts w:ascii="Symbol" w:hAnsi="Symbol" w:hint="default"/>
+      </w:rPr>
+    </w:lvl>
+    <w:lvl w:ilvl="7" w:tplc="40090003" w:tentative="1">
+      <w:start w:val="1"/>
+      <w:numFmt w:val="bullet"/>
+      <w:lvlText w:val="o"/>
+      <w:lvlJc w:val="left"/>
+      <w:pPr>
+        <w:ind w:left="5871" w:hanging="360"/>
+      </w:pPr>
+      <w:rPr>
+        <w:rFonts w:ascii="Courier New" w:hAnsi="Courier New" w:cs="Courier New" w:hint="default"/>
+      </w:rPr>
+    </w:lvl>
+    <w:lvl w:ilvl="8" w:tplc="40090005" w:tentative="1">
+      <w:start w:val="1"/>
+      <w:numFmt w:val="bullet"/>
+      <w:lvlText w:val=""/>
+      <w:lvlJc w:val="left"/>
+      <w:pPr>
+        <w:ind w:left="6591" w:hanging="360"/>
+      </w:pPr>
+      <w:rPr>
+        <w:rFonts w:ascii="Wingdings" w:hAnsi="Wingdings" w:hint="default"/>
+      </w:rPr>
+    </w:lvl>
+  </w:abstractNum>
+  <w:abstractNum w:abstractNumId="9" w15:restartNumberingAfterBreak="0">
     <w:nsid w:val="5E907464"/>
     <w:multiLevelType w:val="hybridMultilevel"/>
     <w:tmpl w:val="624EBA78"/>
@@ -1818,7 +2160,7 @@
       </w:pPr>
     </w:lvl>
   </w:abstractNum>
-  <w:abstractNum w:abstractNumId="9" w15:restartNumberingAfterBreak="0">
+  <w:abstractNum w:abstractNumId="10" w15:restartNumberingAfterBreak="0">
     <w:nsid w:val="67E45CE7"/>
     <w:multiLevelType w:val="hybridMultilevel"/>
     <w:tmpl w:val="C8D4F2FC"/>
@@ -1931,7 +2273,7 @@
       </w:rPr>
     </w:lvl>
   </w:abstractNum>
-  <w:abstractNum w:abstractNumId="10" w15:restartNumberingAfterBreak="0">
+  <w:abstractNum w:abstractNumId="11" w15:restartNumberingAfterBreak="0">
     <w:nsid w:val="6D3028AE"/>
     <w:multiLevelType w:val="hybridMultilevel"/>
     <w:tmpl w:val="99EC9BA0"/>
@@ -2044,7 +2386,7 @@
       </w:rPr>
     </w:lvl>
   </w:abstractNum>
-  <w:abstractNum w:abstractNumId="11" w15:restartNumberingAfterBreak="0">
+  <w:abstractNum w:abstractNumId="12" w15:restartNumberingAfterBreak="0">
     <w:nsid w:val="6D477E6A"/>
     <w:multiLevelType w:val="hybridMultilevel"/>
     <w:tmpl w:val="E178600C"/>
@@ -2157,7 +2499,93 @@
       </w:rPr>
     </w:lvl>
   </w:abstractNum>
-  <w:abstractNum w:abstractNumId="12" w15:restartNumberingAfterBreak="0">
+  <w:abstractNum w:abstractNumId="13" w15:restartNumberingAfterBreak="0">
+    <w:nsid w:val="7280576E"/>
+    <w:multiLevelType w:val="hybridMultilevel"/>
+    <w:tmpl w:val="D50CE434"/>
+    <w:lvl w:ilvl="0" w:tplc="4009000F">
+      <w:start w:val="1"/>
+      <w:numFmt w:val="decimal"/>
+      <w:lvlText w:val="%1."/>
+      <w:lvlJc w:val="left"/>
+      <w:pPr>
+        <w:ind w:left="1551" w:hanging="360"/>
+      </w:pPr>
+    </w:lvl>
+    <w:lvl w:ilvl="1" w:tplc="40090019" w:tentative="1">
+      <w:start w:val="1"/>
+      <w:numFmt w:val="lowerLetter"/>
+      <w:lvlText w:val="%2."/>
+      <w:lvlJc w:val="left"/>
+      <w:pPr>
+        <w:ind w:left="2271" w:hanging="360"/>
+      </w:pPr>
+    </w:lvl>
+    <w:lvl w:ilvl="2" w:tplc="4009001B" w:tentative="1">
+      <w:start w:val="1"/>
+      <w:numFmt w:val="lowerRoman"/>
+      <w:lvlText w:val="%3."/>
+      <w:lvlJc w:val="right"/>
+      <w:pPr>
+        <w:ind w:left="2991" w:hanging="180"/>
+      </w:pPr>
+    </w:lvl>
+    <w:lvl w:ilvl="3" w:tplc="4009000F" w:tentative="1">
+      <w:start w:val="1"/>
+      <w:numFmt w:val="decimal"/>
+      <w:lvlText w:val="%4."/>
+      <w:lvlJc w:val="left"/>
+      <w:pPr>
+        <w:ind w:left="3711" w:hanging="360"/>
+      </w:pPr>
+    </w:lvl>
+    <w:lvl w:ilvl="4" w:tplc="40090019" w:tentative="1">
+      <w:start w:val="1"/>
+      <w:numFmt w:val="lowerLetter"/>
+      <w:lvlText w:val="%5."/>
+      <w:lvlJc w:val="left"/>
+      <w:pPr>
+        <w:ind w:left="4431" w:hanging="360"/>
+      </w:pPr>
+    </w:lvl>
+    <w:lvl w:ilvl="5" w:tplc="4009001B" w:tentative="1">
+      <w:start w:val="1"/>
+      <w:numFmt w:val="lowerRoman"/>
+      <w:lvlText w:val="%6."/>
+      <w:lvlJc w:val="right"/>
+      <w:pPr>
+        <w:ind w:left="5151" w:hanging="180"/>
+      </w:pPr>
+    </w:lvl>
+    <w:lvl w:ilvl="6" w:tplc="4009000F" w:tentative="1">
+      <w:start w:val="1"/>
+      <w:numFmt w:val="decimal"/>
+      <w:lvlText w:val="%7."/>
+      <w:lvlJc w:val="left"/>
+      <w:pPr>
+        <w:ind w:left="5871" w:hanging="360"/>
+      </w:pPr>
+    </w:lvl>
+    <w:lvl w:ilvl="7" w:tplc="40090019" w:tentative="1">
+      <w:start w:val="1"/>
+      <w:numFmt w:val="lowerLetter"/>
+      <w:lvlText w:val="%8."/>
+      <w:lvlJc w:val="left"/>
+      <w:pPr>
+        <w:ind w:left="6591" w:hanging="360"/>
+      </w:pPr>
+    </w:lvl>
+    <w:lvl w:ilvl="8" w:tplc="4009001B" w:tentative="1">
+      <w:start w:val="1"/>
+      <w:numFmt w:val="lowerRoman"/>
+      <w:lvlText w:val="%9."/>
+      <w:lvlJc w:val="right"/>
+      <w:pPr>
+        <w:ind w:left="7311" w:hanging="180"/>
+      </w:pPr>
+    </w:lvl>
+  </w:abstractNum>
+  <w:abstractNum w:abstractNumId="14" w15:restartNumberingAfterBreak="0">
     <w:nsid w:val="77E26431"/>
     <w:multiLevelType w:val="hybridMultilevel"/>
     <w:tmpl w:val="A9B4D222"/>
@@ -2246,7 +2674,7 @@
       </w:pPr>
     </w:lvl>
   </w:abstractNum>
-  <w:abstractNum w:abstractNumId="13" w15:restartNumberingAfterBreak="0">
+  <w:abstractNum w:abstractNumId="15" w15:restartNumberingAfterBreak="0">
     <w:nsid w:val="7BF07C31"/>
     <w:multiLevelType w:val="hybridMultilevel"/>
     <w:tmpl w:val="51C2F8C0"/>
@@ -2360,10 +2788,10 @@
     </w:lvl>
   </w:abstractNum>
   <w:num w:numId="1" w16cid:durableId="1510749635">
-    <w:abstractNumId w:val="12"/>
+    <w:abstractNumId w:val="14"/>
   </w:num>
   <w:num w:numId="2" w16cid:durableId="99033319">
-    <w:abstractNumId w:val="11"/>
+    <w:abstractNumId w:val="12"/>
   </w:num>
   <w:num w:numId="3" w16cid:durableId="1458061458">
     <w:abstractNumId w:val="1"/>
@@ -2372,10 +2800,10 @@
     <w:abstractNumId w:val="6"/>
   </w:num>
   <w:num w:numId="5" w16cid:durableId="1972201626">
-    <w:abstractNumId w:val="8"/>
+    <w:abstractNumId w:val="9"/>
   </w:num>
   <w:num w:numId="6" w16cid:durableId="1768648773">
-    <w:abstractNumId w:val="9"/>
+    <w:abstractNumId w:val="10"/>
   </w:num>
   <w:num w:numId="7" w16cid:durableId="587693973">
     <w:abstractNumId w:val="5"/>
@@ -2387,7 +2815,7 @@
     <w:abstractNumId w:val="2"/>
   </w:num>
   <w:num w:numId="10" w16cid:durableId="1228489491">
-    <w:abstractNumId w:val="10"/>
+    <w:abstractNumId w:val="11"/>
   </w:num>
   <w:num w:numId="11" w16cid:durableId="1267155143">
     <w:abstractNumId w:val="4"/>
@@ -2396,10 +2824,16 @@
     <w:abstractNumId w:val="7"/>
   </w:num>
   <w:num w:numId="13" w16cid:durableId="355083759">
-    <w:abstractNumId w:val="13"/>
+    <w:abstractNumId w:val="15"/>
   </w:num>
   <w:num w:numId="14" w16cid:durableId="1836846792">
     <w:abstractNumId w:val="3"/>
+  </w:num>
+  <w:num w:numId="15" w16cid:durableId="853034037">
+    <w:abstractNumId w:val="8"/>
+  </w:num>
+  <w:num w:numId="16" w16cid:durableId="1253272255">
+    <w:abstractNumId w:val="13"/>
   </w:num>
 </w:numbering>
 </file>
@@ -3007,6 +3441,7 @@
   <w:style w:type="character" w:default="1" w:styleId="DefaultParagraphFont">
     <w:name w:val="Default Paragraph Font"/>
     <w:uiPriority w:val="1"/>
+    <w:semiHidden/>
     <w:unhideWhenUsed/>
   </w:style>
   <w:style w:type="table" w:default="1" w:styleId="TableNormal">
@@ -3339,6 +3774,50 @@
       </w:tblBorders>
     </w:tblPr>
   </w:style>
+  <w:style w:type="paragraph" w:styleId="Header">
+    <w:name w:val="header"/>
+    <w:basedOn w:val="Normal"/>
+    <w:link w:val="HeaderChar"/>
+    <w:uiPriority w:val="99"/>
+    <w:unhideWhenUsed/>
+    <w:rsid w:val="00CE5468"/>
+    <w:pPr>
+      <w:tabs>
+        <w:tab w:val="center" w:pos="4513"/>
+        <w:tab w:val="right" w:pos="9026"/>
+      </w:tabs>
+      <w:spacing w:after="0" w:line="240" w:lineRule="auto"/>
+    </w:pPr>
+  </w:style>
+  <w:style w:type="character" w:customStyle="1" w:styleId="HeaderChar">
+    <w:name w:val="Header Char"/>
+    <w:basedOn w:val="DefaultParagraphFont"/>
+    <w:link w:val="Header"/>
+    <w:uiPriority w:val="99"/>
+    <w:rsid w:val="00CE5468"/>
+  </w:style>
+  <w:style w:type="paragraph" w:styleId="Footer">
+    <w:name w:val="footer"/>
+    <w:basedOn w:val="Normal"/>
+    <w:link w:val="FooterChar"/>
+    <w:uiPriority w:val="99"/>
+    <w:unhideWhenUsed/>
+    <w:rsid w:val="00CE5468"/>
+    <w:pPr>
+      <w:tabs>
+        <w:tab w:val="center" w:pos="4513"/>
+        <w:tab w:val="right" w:pos="9026"/>
+      </w:tabs>
+      <w:spacing w:after="0" w:line="240" w:lineRule="auto"/>
+    </w:pPr>
+  </w:style>
+  <w:style w:type="character" w:customStyle="1" w:styleId="FooterChar">
+    <w:name w:val="Footer Char"/>
+    <w:basedOn w:val="DefaultParagraphFont"/>
+    <w:link w:val="Footer"/>
+    <w:uiPriority w:val="99"/>
+    <w:rsid w:val="00CE5468"/>
+  </w:style>
 </w:styles>
 </file>
 
